--- a/cv.docx
+++ b/cv.docx
@@ -860,7 +860,7 @@
         <w:t xml:space="preserve">Leong, Z.K.</w:t>
       </w:r>
       <w:r>
-        <w:t xml:space="preserve">, Liew, E.J.Y, Cook, D., Lydeamore, M. (2025). Data-driven pandemic resilience against drug-resistant bacterias in ICU: Transforming monitoring data into ICU safety. Presented at Doctoral Colloquium 2025, School of Business, Monash University, Australia. September 2025.</w:t>
+        <w:t xml:space="preserve">, Liew, E.J.Y, Poh, Y.H., Cook, D., Lydeamore, M. (2025). Data-driven pandemic resilience against drug-resistant bacterias in ICU: Transforming monitoring data into ICU safety. Presented at Doctoral Colloquium 2025, School of Business, Monash University, Australia. September 2025.</w:t>
       </w:r>
     </w:p>
     <w:p>
@@ -875,7 +875,7 @@
         <w:t xml:space="preserve">Leong, Z.K.</w:t>
       </w:r>
       <w:r>
-        <w:t xml:space="preserve">, Liew, E.J.Y, Cook, D., Lydeamore, M. (2025). Patient demographic changes during COVID-19 affect risk factors for healthcare-associated infection in ICU. Presented at Australia Statistical Conference 2025, Curtin University, Perth, Australia. December 2025.</w:t>
+        <w:t xml:space="preserve">, Liew, E.J.Y, Poh, Y.H., Cook, D., Lydeamore, M. (2025). Patient demographic changes during COVID-19 affect risk factors for healthcare-associated infection in ICU. Presented at Australia Statistical Conference 2025, Curtin University, Perth, Australia. December 2025.</w:t>
       </w:r>
     </w:p>
     <w:p>

--- a/cv.docx
+++ b/cv.docx
@@ -28,7 +28,7 @@
       <w:r>
         <w:t xml:space="preserve"> </w:t>
       </w:r>
-      <w:hyperlink r:id="rId20">
+      <w:hyperlink r:id="rId9">
         <w:r>
           <w:rPr>
             <w:rStyle w:val="Hyperlink"/>
@@ -37,7 +37,7 @@
         </w:r>
       </w:hyperlink>
     </w:p>
-    <w:bookmarkStart w:id="23" w:name="education"/>
+    <w:bookmarkStart w:id="12" w:name="education"/>
     <w:p>
       <w:pPr>
         <w:pStyle w:val="Heading2"/>
@@ -129,7 +129,7 @@
       <w:r>
         <w:t xml:space="preserve"> </w:t>
       </w:r>
-      <w:hyperlink r:id="rId21">
+      <w:hyperlink r:id="rId10">
         <w:r>
           <w:rPr>
             <w:rStyle w:val="Hyperlink"/>
@@ -143,7 +143,7 @@
       <w:r>
         <w:t xml:space="preserve"> </w:t>
       </w:r>
-      <w:hyperlink r:id="rId22">
+      <w:hyperlink r:id="rId11">
         <w:r>
           <w:rPr>
             <w:rStyle w:val="Hyperlink"/>
@@ -285,8 +285,8 @@
         <w:t xml:space="preserve">Awarded the Malaysia Public Service Department Scholarship</w:t>
       </w:r>
     </w:p>
-    <w:bookmarkEnd w:id="23"/>
-    <w:bookmarkStart w:id="24" w:name="work-experience"/>
+    <w:bookmarkEnd w:id="12"/>
+    <w:bookmarkStart w:id="13" w:name="work-experience"/>
     <w:p>
       <w:pPr>
         <w:pStyle w:val="Heading2"/>
@@ -499,8 +499,8 @@
         <w:t xml:space="preserve">Conducted competitor analysis to benchmark performance and identify growth opportunities for clients.</w:t>
       </w:r>
     </w:p>
-    <w:bookmarkEnd w:id="24"/>
-    <w:bookmarkStart w:id="25" w:name="teaching"/>
+    <w:bookmarkEnd w:id="13"/>
+    <w:bookmarkStart w:id="14" w:name="teaching"/>
     <w:p>
       <w:pPr>
         <w:pStyle w:val="Heading2"/>
@@ -655,8 +655,8 @@
         <w:t xml:space="preserve">2021 - 2022</w:t>
       </w:r>
     </w:p>
-    <w:bookmarkEnd w:id="25"/>
-    <w:bookmarkStart w:id="29" w:name="publications"/>
+    <w:bookmarkEnd w:id="14"/>
+    <w:bookmarkStart w:id="18" w:name="publications"/>
     <w:p>
       <w:pPr>
         <w:pStyle w:val="Heading2"/>
@@ -689,7 +689,7 @@
       <w:pPr>
         <w:pStyle w:val="BodyText"/>
       </w:pPr>
-      <w:hyperlink r:id="rId26">
+      <w:hyperlink r:id="rId15">
         <w:r>
           <w:rPr>
             <w:rStyle w:val="Hyperlink"/>
@@ -727,7 +727,7 @@
       <w:pPr>
         <w:pStyle w:val="BodyText"/>
       </w:pPr>
-      <w:hyperlink r:id="rId27">
+      <w:hyperlink r:id="rId16">
         <w:r>
           <w:rPr>
             <w:rStyle w:val="Hyperlink"/>
@@ -759,7 +759,7 @@
       <w:pPr>
         <w:pStyle w:val="BodyText"/>
       </w:pPr>
-      <w:hyperlink r:id="rId28">
+      <w:hyperlink r:id="rId17">
         <w:r>
           <w:rPr>
             <w:rStyle w:val="Hyperlink"/>
@@ -823,8 +823,8 @@
         <w:t xml:space="preserve">(2022). Perceived Trust and Confidence for Cyptocurrency Adoption: What Lies Ahead?. In P. C. Lai (Ed), Handbook of Research on Social Impacts of E-Payment and Blockchain Technology (pp. 250 – 279). IGI Global.</w:t>
       </w:r>
     </w:p>
-    <w:bookmarkEnd w:id="29"/>
-    <w:bookmarkStart w:id="31" w:name="presentations"/>
+    <w:bookmarkEnd w:id="18"/>
+    <w:bookmarkStart w:id="20" w:name="presentations"/>
     <w:p>
       <w:pPr>
         <w:pStyle w:val="Heading2"/>
@@ -882,7 +882,7 @@
       <w:pPr>
         <w:pStyle w:val="BodyText"/>
       </w:pPr>
-      <w:hyperlink r:id="rId30">
+      <w:hyperlink r:id="rId19">
         <w:r>
           <w:rPr>
             <w:rStyle w:val="Hyperlink"/>
@@ -910,8 +910,8 @@
         <w:t xml:space="preserve">2024</w:t>
       </w:r>
     </w:p>
-    <w:bookmarkEnd w:id="31"/>
-    <w:bookmarkStart w:id="32" w:name="trainings-attended"/>
+    <w:bookmarkEnd w:id="20"/>
+    <w:bookmarkStart w:id="21" w:name="trainings-attended"/>
     <w:p>
       <w:pPr>
         <w:pStyle w:val="Heading2"/>
@@ -1001,8 +1001,8 @@
         <w:t xml:space="preserve">2017-2019</w:t>
       </w:r>
     </w:p>
-    <w:bookmarkEnd w:id="32"/>
-    <w:bookmarkStart w:id="35" w:name="other-awards"/>
+    <w:bookmarkEnd w:id="21"/>
+    <w:bookmarkStart w:id="24" w:name="other-awards"/>
     <w:p>
       <w:pPr>
         <w:pStyle w:val="Heading2"/>
@@ -1074,7 +1074,7 @@
           <w:numId w:val="1007"/>
         </w:numPr>
       </w:pPr>
-      <w:hyperlink r:id="rId33">
+      <w:hyperlink r:id="rId22">
         <w:r>
           <w:rPr>
             <w:rStyle w:val="Hyperlink"/>
@@ -1091,7 +1091,7 @@
           <w:numId w:val="1007"/>
         </w:numPr>
       </w:pPr>
-      <w:hyperlink r:id="rId34">
+      <w:hyperlink r:id="rId23">
         <w:r>
           <w:rPr>
             <w:rStyle w:val="Hyperlink"/>
@@ -1100,8 +1100,8 @@
         </w:r>
       </w:hyperlink>
     </w:p>
-    <w:bookmarkEnd w:id="35"/>
-    <w:bookmarkStart w:id="36" w:name="references"/>
+    <w:bookmarkEnd w:id="24"/>
+    <w:bookmarkStart w:id="25" w:name="references"/>
     <w:p>
       <w:pPr>
         <w:pStyle w:val="Heading2"/>
@@ -1118,7 +1118,7 @@
         <w:t xml:space="preserve">Available upon request</w:t>
       </w:r>
     </w:p>
-    <w:bookmarkEnd w:id="36"/>
+    <w:bookmarkEnd w:id="25"/>
     <w:sectPr>
       <w:footnotePr>
         <w:numRestart w:val="eachSect"/>
@@ -1364,10 +1364,10 @@
   <w:docDefaults>
     <w:rPrDefault>
       <w:rPr>
-        <w:rFonts w:asciiTheme="minorHAnsi" w:cstheme="minorBidi" w:eastAsiaTheme="minorHAnsi" w:hAnsiTheme="minorHAnsi"/>
+        <w:rFonts w:asciiTheme="minorHAnsi" w:cstheme="minorBidi" w:eastAsiaTheme="minorEastAsia" w:hAnsiTheme="minorHAnsi"/>
         <w:sz w:val="24"/>
         <w:szCs w:val="24"/>
-        <w:lang w:bidi="ar-SA" w:eastAsia="en-US" w:val="en-US"/>
+        <w:lang w:bidi="ar-SA" w:eastAsia="zh-CN" w:val="en-US"/>
       </w:rPr>
     </w:rPrDefault>
     <w:pPrDefault>
@@ -1908,13 +1908,6 @@
       </w:tblCellMar>
     </w:tblPr>
     <w:tblStylePr w:type="firstRow">
-      <w:tblPr>
-        <w:jc w:val="left"/>
-        <w:tblInd w:type="dxa" w:w="0"/>
-      </w:tblPr>
-      <w:trPr>
-        <w:jc w:val="left"/>
-      </w:trPr>
       <w:tcPr>
         <w:tcBorders>
           <w:bottom w:val="single"/>

--- a/cv.docx
+++ b/cv.docx
@@ -358,7 +358,7 @@
           <w:b/>
           <w:bCs/>
         </w:rPr>
-        <w:t xml:space="preserve">Research Asisstant</w:t>
+        <w:t xml:space="preserve">Research Assistant</w:t>
       </w:r>
       <w:r>
         <w:t xml:space="preserve"> </w:t>
@@ -448,7 +448,7 @@
         <w:t xml:space="preserve"> </w:t>
       </w:r>
       <w:r>
-        <w:t xml:space="preserve">[December 2018 - February 2019]</w:t>
+        <w:t xml:space="preserve">December 2018 - February 2019</w:t>
       </w:r>
     </w:p>
     <w:p>
@@ -820,7 +820,7 @@
         <w:t xml:space="preserve"> </w:t>
       </w:r>
       <w:r>
-        <w:t xml:space="preserve">(2022). Perceived Trust and Confidence for Cyptocurrency Adoption: What Lies Ahead?. In P. C. Lai (Ed), Handbook of Research on Social Impacts of E-Payment and Blockchain Technology (pp. 250 – 279). IGI Global.</w:t>
+        <w:t xml:space="preserve">(2022). Perceived Trust and Confidence for Cryptocurrency Adoption: What Lies Ahead?. In P. C. Lai (Ed), Handbook of Research on Social Impacts of E-Payment and Blockchain Technology (pp. 250 – 279). IGI Global.</w:t>
       </w:r>
     </w:p>
     <w:bookmarkEnd w:id="18"/>
@@ -860,7 +860,7 @@
         <w:t xml:space="preserve">Leong, Z.K.</w:t>
       </w:r>
       <w:r>
-        <w:t xml:space="preserve">, Liew, E.J.Y, Poh, Y.H., Cook, D., Lydeamore, M. (2025). Data-driven pandemic resilience against drug-resistant bacterias in ICU: Transforming monitoring data into ICU safety. Presented at Doctoral Colloquium 2025, School of Business, Monash University, Australia. September 2025.</w:t>
+        <w:t xml:space="preserve">, Liew, E.J.Y, Poh, Y.H., Cook, D., Lydeamore, M. (2025). Data-driven pandemic resilience against drug-resistant bacteria in ICU: Transforming monitoring data into ICU safety. Presented at Doctoral Colloquium 2025, School of Business, Monash University, Australia. September 2025.</w:t>
       </w:r>
     </w:p>
     <w:p>
@@ -925,7 +925,7 @@
         <w:pStyle w:val="FirstParagraph"/>
       </w:pPr>
       <w:r>
-        <w:t xml:space="preserve">Applied Methods of Cost-Effectiveness Analysis in Healthcare</w:t>
+        <w:t xml:space="preserve">MIDSEA Summer School 2026 (Inference track)</w:t>
       </w:r>
       <w:r>
         <w:t xml:space="preserve"> </w:t>
@@ -938,13 +938,13 @@
           <w:i/>
           <w:iCs/>
         </w:rPr>
-        <w:t xml:space="preserve">Oxford Population Health</w:t>
-      </w:r>
-      <w:r>
-        <w:t xml:space="preserve"> </w:t>
-      </w:r>
-      <w:r>
-        <w:t xml:space="preserve">2022</w:t>
+        <w:t xml:space="preserve">UNIMAS and MIDSEA</w:t>
+      </w:r>
+      <w:r>
+        <w:t xml:space="preserve"> </w:t>
+      </w:r>
+      <w:r>
+        <w:t xml:space="preserve">2026</w:t>
       </w:r>
     </w:p>
     <w:p>
@@ -952,7 +952,7 @@
         <w:pStyle w:val="BodyText"/>
       </w:pPr>
       <w:r>
-        <w:t xml:space="preserve">Machine Learning by Dr Andrew Ng</w:t>
+        <w:t xml:space="preserve">Applied Methods of Cost-Effectiveness Analysis in Healthcare</w:t>
       </w:r>
       <w:r>
         <w:t xml:space="preserve"> </w:t>
@@ -965,13 +965,13 @@
           <w:i/>
           <w:iCs/>
         </w:rPr>
-        <w:t xml:space="preserve">Coursera</w:t>
-      </w:r>
-      <w:r>
-        <w:t xml:space="preserve"> </w:t>
-      </w:r>
-      <w:r>
-        <w:t xml:space="preserve">2020</w:t>
+        <w:t xml:space="preserve">Oxford Population Health</w:t>
+      </w:r>
+      <w:r>
+        <w:t xml:space="preserve"> </w:t>
+      </w:r>
+      <w:r>
+        <w:t xml:space="preserve">2022</w:t>
       </w:r>
     </w:p>
     <w:p>
@@ -979,7 +979,7 @@
         <w:pStyle w:val="BodyText"/>
       </w:pPr>
       <w:r>
-        <w:t xml:space="preserve">Data Scientist with R (Multiple Courses)</w:t>
+        <w:t xml:space="preserve">Machine Learning by Dr Andrew Ng</w:t>
       </w:r>
       <w:r>
         <w:t xml:space="preserve"> </w:t>
@@ -992,6 +992,33 @@
           <w:i/>
           <w:iCs/>
         </w:rPr>
+        <w:t xml:space="preserve">Coursera</w:t>
+      </w:r>
+      <w:r>
+        <w:t xml:space="preserve"> </w:t>
+      </w:r>
+      <w:r>
+        <w:t xml:space="preserve">2020</w:t>
+      </w:r>
+    </w:p>
+    <w:p>
+      <w:pPr>
+        <w:pStyle w:val="BodyText"/>
+      </w:pPr>
+      <w:r>
+        <w:t xml:space="preserve">Data Scientist with R (Multiple Courses)</w:t>
+      </w:r>
+      <w:r>
+        <w:t xml:space="preserve"> </w:t>
+      </w:r>
+      <w:r>
+        <w:t xml:space="preserve"> </w:t>
+      </w:r>
+      <w:r>
+        <w:rPr>
+          <w:i/>
+          <w:iCs/>
+        </w:rPr>
         <w:t xml:space="preserve">DataCamp</w:t>
       </w:r>
       <w:r>
@@ -1020,7 +1047,7 @@
           <w:b/>
           <w:bCs/>
         </w:rPr>
-        <w:t xml:space="preserve">National Chamption</w:t>
+        <w:t xml:space="preserve">First Place</w:t>
       </w:r>
       <w:r>
         <w:t xml:space="preserve"> </w:t>
@@ -1033,13 +1060,13 @@
           <w:i/>
           <w:iCs/>
         </w:rPr>
-        <w:t xml:space="preserve">ASEAN Data Science Explorer</w:t>
-      </w:r>
-      <w:r>
-        <w:t xml:space="preserve"> </w:t>
-      </w:r>
-      <w:r>
-        <w:t xml:space="preserve">2019</w:t>
+        <w:t xml:space="preserve">Pathogen Panic AMR Case Competition by Monash Centre to Impact AMR</w:t>
+      </w:r>
+      <w:r>
+        <w:t xml:space="preserve"> </w:t>
+      </w:r>
+      <w:r>
+        <w:t xml:space="preserve">2026</w:t>
       </w:r>
     </w:p>
     <w:p>
@@ -1051,7 +1078,7 @@
         </w:numPr>
       </w:pPr>
       <w:r>
-        <w:t xml:space="preserve">Built and presented a data-driven storyboard on SAP Analytics Cloud to promote food sustainability in the ASEAN region.</w:t>
+        <w:t xml:space="preserve">Designed an evidence-based outbreak response strategy for a novel pathogen</w:t>
       </w:r>
     </w:p>
     <w:p>
@@ -1063,7 +1090,7 @@
         </w:numPr>
       </w:pPr>
       <w:r>
-        <w:t xml:space="preserve">Represented Malaysia to present the solution in regional finals in Bangkok.</w:t>
+        <w:t xml:space="preserve">Presented via video pitch.</w:t>
       </w:r>
     </w:p>
     <w:p>
@@ -1072,6 +1099,73 @@
         <w:numPr>
           <w:ilvl w:val="0"/>
           <w:numId w:val="1007"/>
+        </w:numPr>
+      </w:pPr>
+      <w:r>
+        <w:t xml:space="preserve">Awarded against international field.</w:t>
+      </w:r>
+    </w:p>
+    <w:p>
+      <w:pPr>
+        <w:pStyle w:val="FirstParagraph"/>
+      </w:pPr>
+      <w:r>
+        <w:rPr>
+          <w:b/>
+          <w:bCs/>
+        </w:rPr>
+        <w:t xml:space="preserve">National Champion</w:t>
+      </w:r>
+      <w:r>
+        <w:t xml:space="preserve"> </w:t>
+      </w:r>
+      <w:r>
+        <w:t xml:space="preserve"> </w:t>
+      </w:r>
+      <w:r>
+        <w:rPr>
+          <w:i/>
+          <w:iCs/>
+        </w:rPr>
+        <w:t xml:space="preserve">ASEAN Data Science Explorer</w:t>
+      </w:r>
+      <w:r>
+        <w:t xml:space="preserve"> </w:t>
+      </w:r>
+      <w:r>
+        <w:t xml:space="preserve">2019</w:t>
+      </w:r>
+    </w:p>
+    <w:p>
+      <w:pPr>
+        <w:pStyle w:val="Compact"/>
+        <w:numPr>
+          <w:ilvl w:val="0"/>
+          <w:numId w:val="1008"/>
+        </w:numPr>
+      </w:pPr>
+      <w:r>
+        <w:t xml:space="preserve">Built and presented a data-driven storyboard on SAP Analytics Cloud to promote food sustainability in the ASEAN region.</w:t>
+      </w:r>
+    </w:p>
+    <w:p>
+      <w:pPr>
+        <w:pStyle w:val="Compact"/>
+        <w:numPr>
+          <w:ilvl w:val="0"/>
+          <w:numId w:val="1008"/>
+        </w:numPr>
+      </w:pPr>
+      <w:r>
+        <w:t xml:space="preserve">Represented Malaysia to present the solution in regional finals in Bangkok.</w:t>
+      </w:r>
+    </w:p>
+    <w:p>
+      <w:pPr>
+        <w:pStyle w:val="Compact"/>
+        <w:numPr>
+          <w:ilvl w:val="0"/>
+          <w:numId w:val="1008"/>
         </w:numPr>
       </w:pPr>
       <w:hyperlink r:id="rId22">
@@ -1088,7 +1182,7 @@
         <w:pStyle w:val="Compact"/>
         <w:numPr>
           <w:ilvl w:val="0"/>
-          <w:numId w:val="1007"/>
+          <w:numId w:val="1008"/>
         </w:numPr>
       </w:pPr>
       <w:hyperlink r:id="rId23">
@@ -1354,6 +1448,9 @@
     <w:abstractNumId w:val="991"/>
   </w:num>
   <w:num w:numId="1007">
+    <w:abstractNumId w:val="991"/>
+  </w:num>
+  <w:num w:numId="1008">
     <w:abstractNumId w:val="991"/>
   </w:num>
 </w:numbering>

--- a/cv.docx
+++ b/cv.docx
@@ -33,7 +33,7 @@
           <w:rPr>
             <w:rStyle w:val="Hyperlink"/>
           </w:rPr>
-          <w:t xml:space="preserve">https://zkleong.github.io/website/</w:t>
+          <w:t xml:space="preserve">https://zkleong.github.io/</w:t>
         </w:r>
       </w:hyperlink>
     </w:p>
